--- a/doc/O2C_Time_Scenarios.docx
+++ b/doc/O2C_Time_Scenarios.docx
@@ -973,10 +973,7 @@
               <w:t>But the week is locked, so the employee cannot act on the rejection</w:t>
             </w:r>
             <w:r>
-              <w:t xml:space="preserve"> </w:t>
-            </w:r>
-            <w:r>
-              <w:t>— only a manager can edit it</w:t>
+              <w:t xml:space="preserve"> — only a manager can edit it</w:t>
             </w:r>
             <w:r>
               <w:t xml:space="preserve"> or </w:t>
@@ -1095,13 +1092,7 @@
               <w:rPr>
                 <w:color w:val="EE0000"/>
               </w:rPr>
-              <w:t>… manager never acts</w:t>
-            </w:r>
-            <w:r>
-              <w:rPr>
-                <w:color w:val="EE0000"/>
-              </w:rPr>
-              <w:t xml:space="preserve"> and past the delivery cutoff</w:t>
+              <w:t>… manager never acts and past the delivery cutoff</w:t>
             </w:r>
           </w:p>
         </w:tc>
@@ -2306,26 +2297,10 @@
               <w:t>Advance closure</w:t>
             </w:r>
             <w:r>
-              <w:t xml:space="preserve"> — defaulted hours inside it </w:t>
-            </w:r>
-            <w:proofErr w:type="gramStart"/>
-            <w:r>
-              <w:t>are</w:t>
-            </w:r>
-            <w:proofErr w:type="gramEnd"/>
-            <w:r>
-              <w:t xml:space="preserve"> treated as </w:t>
-            </w:r>
-            <w:proofErr w:type="gramStart"/>
-            <w:r>
-              <w:t>approved</w:t>
-            </w:r>
-            <w:r>
-              <w:t>( mostly</w:t>
-            </w:r>
-            <w:proofErr w:type="gramEnd"/>
-            <w:r>
-              <w:t xml:space="preserve"> for future period)</w:t>
+              <w:t xml:space="preserve"> — defaulted hours inside it are treated as approved</w:t>
+            </w:r>
+            <w:r>
+              <w:t>( mostly for future period)</w:t>
             </w:r>
           </w:p>
         </w:tc>
@@ -2447,16 +2422,11 @@
               <w:spacing w:after="40"/>
             </w:pPr>
             <w:r>
-              <w:t xml:space="preserve">Retro adjustment outside the </w:t>
-            </w:r>
-            <w:proofErr w:type="gramStart"/>
-            <w:r>
-              <w:t>window</w:t>
+              <w:t>Retro adjustment outside the window</w:t>
             </w:r>
             <w:r>
               <w:t>(</w:t>
             </w:r>
-            <w:proofErr w:type="gramEnd"/>
             <w:r>
               <w:rPr>
                 <w:color w:val="EE0000"/>
@@ -2513,13 +2483,8 @@
       <w:pPr>
         <w:pStyle w:val="Heading1"/>
       </w:pPr>
-      <w:proofErr w:type="gramStart"/>
       <w:r>
-        <w:t>Leave,</w:t>
-      </w:r>
-      <w:proofErr w:type="gramEnd"/>
-      <w:r>
-        <w:t xml:space="preserve"> and conditions in the data</w:t>
+        <w:t>Leave, and conditions in the data</w:t>
       </w:r>
     </w:p>
     <w:tbl>
@@ -3504,7 +3469,13 @@
               <w:t>They cannot.</w:t>
             </w:r>
             <w:r>
-              <w:t xml:space="preserve"> Leave is system-owned (RULE-008): the button is suppressed and the server refuses</w:t>
+              <w:t xml:space="preserve"> Leave is system-owned </w:t>
+            </w:r>
+            <w:r>
+              <w:t xml:space="preserve">by absence management. </w:t>
+            </w:r>
+            <w:r>
+              <w:t>(RULE-008): the button is suppressed and the server refuses</w:t>
             </w:r>
           </w:p>
         </w:tc>
@@ -3688,7 +3659,6 @@
           <w:b/>
           <w:sz w:val="19"/>
         </w:rPr>
-        <w:lastRenderedPageBreak/>
         <w:t>Nothing reconciles a leave row against an absence that later changed.</w:t>
       </w:r>
       <w:r>
@@ -4288,6 +4258,7 @@
               <w:rPr>
                 <w:b/>
               </w:rPr>
+              <w:lastRenderedPageBreak/>
               <w:t>#</w:t>
             </w:r>
           </w:p>
@@ -4305,31 +4276,23 @@
               <w:rPr>
                 <w:b/>
               </w:rPr>
-              <w:t xml:space="preserve">When the client </w:t>
-            </w:r>
+              <w:t>When the client disputes</w:t>
+            </w:r>
+          </w:p>
+        </w:tc>
+        <w:tc>
+          <w:tcPr>
+            <w:tcW w:w="1958" w:type="dxa"/>
+            <w:shd w:val="clear" w:color="auto" w:fill="F1F3F6"/>
+          </w:tcPr>
+          <w:p>
+            <w:pPr>
+              <w:spacing w:after="40"/>
+            </w:pPr>
             <w:r>
               <w:rPr>
                 <w:b/>
               </w:rPr>
-              <w:lastRenderedPageBreak/>
-              <w:t>disputes</w:t>
-            </w:r>
-          </w:p>
-        </w:tc>
-        <w:tc>
-          <w:tcPr>
-            <w:tcW w:w="1958" w:type="dxa"/>
-            <w:shd w:val="clear" w:color="auto" w:fill="F1F3F6"/>
-          </w:tcPr>
-          <w:p>
-            <w:pPr>
-              <w:spacing w:after="40"/>
-            </w:pPr>
-            <w:r>
-              <w:rPr>
-                <w:b/>
-              </w:rPr>
-              <w:lastRenderedPageBreak/>
               <w:t>Employee</w:t>
             </w:r>
           </w:p>
@@ -6478,6 +6441,7 @@
   <w:style w:type="character" w:default="1" w:styleId="DefaultParagraphFont">
     <w:name w:val="Default Paragraph Font"/>
     <w:uiPriority w:val="1"/>
+    <w:semiHidden/>
     <w:unhideWhenUsed/>
   </w:style>
   <w:style w:type="table" w:default="1" w:styleId="TableNormal">
